--- a/Semana02-10SET/EjemploPC1.docx
+++ b/Semana02-10SET/EjemploPC1.docx
@@ -1,6 +1,6 @@
 
 <file path=word/document.xml><?xml version="1.0" encoding="utf-8"?>
-<w:document xmlns:wpc="http://schemas.microsoft.com/office/word/2010/wordprocessingCanvas" xmlns:cx="http://schemas.microsoft.com/office/drawing/2014/chartex" xmlns:cx1="http://schemas.microsoft.com/office/drawing/2015/9/8/chartex" xmlns:cx2="http://schemas.microsoft.com/office/drawing/2015/10/21/chartex" xmlns:cx3="http://schemas.microsoft.com/office/drawing/2016/5/9/chartex" xmlns:cx4="http://schemas.microsoft.com/office/drawing/2016/5/10/chartex" xmlns:cx5="http://schemas.microsoft.com/office/drawing/2016/5/11/chartex" xmlns:cx6="http://schemas.microsoft.com/office/drawing/2016/5/12/chartex" xmlns:cx7="http://schemas.microsoft.com/office/drawing/2016/5/13/chartex" xmlns:cx8="http://schemas.microsoft.com/office/drawing/2016/5/14/chartex" xmlns:mc="http://schemas.openxmlformats.org/markup-compatibility/2006" xmlns:aink="http://schemas.microsoft.com/office/drawing/2016/ink" xmlns:am3d="http://schemas.microsoft.com/office/drawing/2017/model3d" xmlns:o="urn:schemas-microsoft-com:office:office" xmlns:oel="http://schemas.microsoft.com/office/2019/extlst" xmlns:r="http://schemas.openxmlformats.org/officeDocument/2006/relationships" xmlns:m="http://schemas.openxmlformats.org/officeDocument/2006/math" xmlns:v="urn:schemas-microsoft-com:vml" xmlns:wp14="http://schemas.microsoft.com/office/word/2010/wordprocessingDrawing" xmlns:wp="http://schemas.openxmlformats.org/drawingml/2006/wordprocessingDrawing" xmlns:w10="urn:schemas-microsoft-com:office:word" xmlns:w="http://schemas.openxmlformats.org/wordprocessingml/2006/main" xmlns:w14="http://schemas.microsoft.com/office/word/2010/wordml" xmlns:w15="http://schemas.microsoft.com/office/word/2012/wordml" xmlns:w16cex="http://schemas.microsoft.com/office/word/2018/wordml/cex" xmlns:w16cid="http://schemas.microsoft.com/office/word/2016/wordml/cid" xmlns:w16="http://schemas.microsoft.com/office/word/2018/wordml" xmlns:w16du="http://schemas.microsoft.com/office/word/2023/wordml/word16du" xmlns:w16sdtdh="http://schemas.microsoft.com/office/word/2020/wordml/sdtdatahash" xmlns:w16sdtfl="http://schemas.microsoft.com/office/word/2024/wordml/sdtformatlock" xmlns:w16se="http://schemas.microsoft.com/office/word/2015/wordml/symex" xmlns:wpg="http://schemas.microsoft.com/office/word/2010/wordprocessingGroup" xmlns:wpi="http://schemas.microsoft.com/office/word/2010/wordprocessingInk" xmlns:wne="http://schemas.microsoft.com/office/word/2006/wordml" xmlns:wps="http://schemas.microsoft.com/office/word/2010/wordprocessingShape" mc:Ignorable="w14 w15 w16se w16cid w16 w16cex w16sdtdh w16sdtfl w16du wp14">
+<w:document xmlns:wpc="http://schemas.microsoft.com/office/word/2010/wordprocessingCanvas" xmlns:cx="http://schemas.microsoft.com/office/drawing/2014/chartex" xmlns:cx1="http://schemas.microsoft.com/office/drawing/2015/9/8/chartex" xmlns:mc="http://schemas.openxmlformats.org/markup-compatibility/2006" xmlns:o="urn:schemas-microsoft-com:office:office" xmlns:r="http://schemas.openxmlformats.org/officeDocument/2006/relationships" xmlns:m="http://schemas.openxmlformats.org/officeDocument/2006/math" xmlns:v="urn:schemas-microsoft-com:vml" xmlns:wp14="http://schemas.microsoft.com/office/word/2010/wordprocessingDrawing" xmlns:wp="http://schemas.openxmlformats.org/drawingml/2006/wordprocessingDrawing" xmlns:w10="urn:schemas-microsoft-com:office:word" xmlns:w="http://schemas.openxmlformats.org/wordprocessingml/2006/main" xmlns:w14="http://schemas.microsoft.com/office/word/2010/wordml" xmlns:w15="http://schemas.microsoft.com/office/word/2012/wordml" xmlns:w16se="http://schemas.microsoft.com/office/word/2015/wordml/symex" xmlns:wpg="http://schemas.microsoft.com/office/word/2010/wordprocessingGroup" xmlns:wpi="http://schemas.microsoft.com/office/word/2010/wordprocessingInk" xmlns:wne="http://schemas.microsoft.com/office/word/2006/wordml" xmlns:wps="http://schemas.microsoft.com/office/word/2010/wordprocessingShape" mc:Ignorable="w14 w15 w16se wp14">
   <w:body>
     <w:p>
       <w:pPr>
@@ -94,14 +94,14 @@
     </w:p>
     <w:tbl>
       <w:tblPr>
-        <w:tblStyle w:val="Tablaconcuadrcula4-nfasis5"/>
-        <w:tblW w:w="0" w:type="auto"/>
+        <w:tblStyle w:val="Tabladecuadrcula4-nfasis5"/>
+        <w:tblW w:w="5000" w:type="pct"/>
         <w:tblLook w:val="04A0" w:firstRow="1" w:lastRow="0" w:firstColumn="1" w:lastColumn="0" w:noHBand="0" w:noVBand="1"/>
       </w:tblPr>
       <w:tblGrid>
-        <w:gridCol w:w="1413"/>
-        <w:gridCol w:w="2551"/>
-        <w:gridCol w:w="4530"/>
+        <w:gridCol w:w="1602"/>
+        <w:gridCol w:w="2892"/>
+        <w:gridCol w:w="5134"/>
       </w:tblGrid>
       <w:tr>
         <w:trPr>
@@ -111,7 +111,7 @@
         <w:tc>
           <w:tcPr>
             <w:cnfStyle w:val="001000000000" w:firstRow="0" w:lastRow="0" w:firstColumn="1" w:lastColumn="0" w:oddVBand="0" w:evenVBand="0" w:oddHBand="0" w:evenHBand="0" w:firstRowFirstColumn="0" w:firstRowLastColumn="0" w:lastRowFirstColumn="0" w:lastRowLastColumn="0"/>
-            <w:tcW w:w="1413" w:type="dxa"/>
+            <w:tcW w:w="832" w:type="pct"/>
           </w:tcPr>
           <w:p>
             <w:pPr>
@@ -132,7 +132,7 @@
         </w:tc>
         <w:tc>
           <w:tcPr>
-            <w:tcW w:w="2551" w:type="dxa"/>
+            <w:tcW w:w="1502" w:type="pct"/>
           </w:tcPr>
           <w:p>
             <w:pPr>
@@ -154,7 +154,7 @@
         </w:tc>
         <w:tc>
           <w:tcPr>
-            <w:tcW w:w="4530" w:type="dxa"/>
+            <w:tcW w:w="2667" w:type="pct"/>
           </w:tcPr>
           <w:p>
             <w:pPr>
@@ -182,7 +182,7 @@
         <w:tc>
           <w:tcPr>
             <w:cnfStyle w:val="001000000000" w:firstRow="0" w:lastRow="0" w:firstColumn="1" w:lastColumn="0" w:oddVBand="0" w:evenVBand="0" w:oddHBand="0" w:evenHBand="0" w:firstRowFirstColumn="0" w:firstRowLastColumn="0" w:lastRowFirstColumn="0" w:lastRowLastColumn="0"/>
-            <w:tcW w:w="1413" w:type="dxa"/>
+            <w:tcW w:w="832" w:type="pct"/>
           </w:tcPr>
           <w:p>
             <w:pPr>
@@ -201,7 +201,7 @@
         </w:tc>
         <w:tc>
           <w:tcPr>
-            <w:tcW w:w="2551" w:type="dxa"/>
+            <w:tcW w:w="1502" w:type="pct"/>
           </w:tcPr>
           <w:p>
             <w:pPr>
@@ -225,7 +225,7 @@
         </w:tc>
         <w:tc>
           <w:tcPr>
-            <w:tcW w:w="4530" w:type="dxa"/>
+            <w:tcW w:w="2667" w:type="pct"/>
           </w:tcPr>
           <w:p>
             <w:pPr>
@@ -248,7 +248,7 @@
         <w:tc>
           <w:tcPr>
             <w:cnfStyle w:val="001000000000" w:firstRow="0" w:lastRow="0" w:firstColumn="1" w:lastColumn="0" w:oddVBand="0" w:evenVBand="0" w:oddHBand="0" w:evenHBand="0" w:firstRowFirstColumn="0" w:firstRowLastColumn="0" w:lastRowFirstColumn="0" w:lastRowLastColumn="0"/>
-            <w:tcW w:w="1413" w:type="dxa"/>
+            <w:tcW w:w="832" w:type="pct"/>
           </w:tcPr>
           <w:p>
             <w:pPr>
@@ -267,7 +267,7 @@
         </w:tc>
         <w:tc>
           <w:tcPr>
-            <w:tcW w:w="2551" w:type="dxa"/>
+            <w:tcW w:w="1502" w:type="pct"/>
           </w:tcPr>
           <w:p>
             <w:pPr>
@@ -291,7 +291,7 @@
         </w:tc>
         <w:tc>
           <w:tcPr>
-            <w:tcW w:w="4530" w:type="dxa"/>
+            <w:tcW w:w="2667" w:type="pct"/>
           </w:tcPr>
           <w:p>
             <w:pPr>
@@ -317,7 +317,7 @@
         <w:tc>
           <w:tcPr>
             <w:cnfStyle w:val="001000000000" w:firstRow="0" w:lastRow="0" w:firstColumn="1" w:lastColumn="0" w:oddVBand="0" w:evenVBand="0" w:oddHBand="0" w:evenHBand="0" w:firstRowFirstColumn="0" w:firstRowLastColumn="0" w:lastRowFirstColumn="0" w:lastRowLastColumn="0"/>
-            <w:tcW w:w="1413" w:type="dxa"/>
+            <w:tcW w:w="832" w:type="pct"/>
           </w:tcPr>
           <w:p>
             <w:pPr>
@@ -336,7 +336,7 @@
         </w:tc>
         <w:tc>
           <w:tcPr>
-            <w:tcW w:w="2551" w:type="dxa"/>
+            <w:tcW w:w="1502" w:type="pct"/>
           </w:tcPr>
           <w:p>
             <w:pPr>
@@ -360,7 +360,7 @@
         </w:tc>
         <w:tc>
           <w:tcPr>
-            <w:tcW w:w="4530" w:type="dxa"/>
+            <w:tcW w:w="2667" w:type="pct"/>
           </w:tcPr>
           <w:p>
             <w:pPr>
@@ -396,14 +396,14 @@
     </w:p>
     <w:tbl>
       <w:tblPr>
-        <w:tblStyle w:val="Tablaconcuadrcula4-nfasis5"/>
-        <w:tblW w:w="0" w:type="auto"/>
+        <w:tblStyle w:val="Tabladecuadrcula4-nfasis5"/>
+        <w:tblW w:w="5000" w:type="pct"/>
         <w:tblLook w:val="04A0" w:firstRow="1" w:lastRow="0" w:firstColumn="1" w:lastColumn="0" w:noHBand="0" w:noVBand="1"/>
       </w:tblPr>
       <w:tblGrid>
-        <w:gridCol w:w="1413"/>
-        <w:gridCol w:w="2551"/>
-        <w:gridCol w:w="4530"/>
+        <w:gridCol w:w="1602"/>
+        <w:gridCol w:w="2892"/>
+        <w:gridCol w:w="5134"/>
       </w:tblGrid>
       <w:tr>
         <w:trPr>
@@ -413,7 +413,7 @@
         <w:tc>
           <w:tcPr>
             <w:cnfStyle w:val="001000000000" w:firstRow="0" w:lastRow="0" w:firstColumn="1" w:lastColumn="0" w:oddVBand="0" w:evenVBand="0" w:oddHBand="0" w:evenHBand="0" w:firstRowFirstColumn="0" w:firstRowLastColumn="0" w:lastRowFirstColumn="0" w:lastRowLastColumn="0"/>
-            <w:tcW w:w="1413" w:type="dxa"/>
+            <w:tcW w:w="832" w:type="pct"/>
           </w:tcPr>
           <w:p>
             <w:pPr>
@@ -434,7 +434,7 @@
         </w:tc>
         <w:tc>
           <w:tcPr>
-            <w:tcW w:w="2551" w:type="dxa"/>
+            <w:tcW w:w="1502" w:type="pct"/>
           </w:tcPr>
           <w:p>
             <w:pPr>
@@ -456,7 +456,7 @@
         </w:tc>
         <w:tc>
           <w:tcPr>
-            <w:tcW w:w="4530" w:type="dxa"/>
+            <w:tcW w:w="2667" w:type="pct"/>
           </w:tcPr>
           <w:p>
             <w:pPr>
@@ -484,7 +484,7 @@
         <w:tc>
           <w:tcPr>
             <w:cnfStyle w:val="001000000000" w:firstRow="0" w:lastRow="0" w:firstColumn="1" w:lastColumn="0" w:oddVBand="0" w:evenVBand="0" w:oddHBand="0" w:evenHBand="0" w:firstRowFirstColumn="0" w:firstRowLastColumn="0" w:lastRowFirstColumn="0" w:lastRowLastColumn="0"/>
-            <w:tcW w:w="1413" w:type="dxa"/>
+            <w:tcW w:w="832" w:type="pct"/>
           </w:tcPr>
           <w:p>
             <w:pPr>
@@ -503,7 +503,7 @@
         </w:tc>
         <w:tc>
           <w:tcPr>
-            <w:tcW w:w="2551" w:type="dxa"/>
+            <w:tcW w:w="1502" w:type="pct"/>
           </w:tcPr>
           <w:p>
             <w:pPr>
@@ -527,7 +527,7 @@
         </w:tc>
         <w:tc>
           <w:tcPr>
-            <w:tcW w:w="4530" w:type="dxa"/>
+            <w:tcW w:w="2667" w:type="pct"/>
           </w:tcPr>
           <w:p>
             <w:pPr>
@@ -550,7 +550,7 @@
         <w:tc>
           <w:tcPr>
             <w:cnfStyle w:val="001000000000" w:firstRow="0" w:lastRow="0" w:firstColumn="1" w:lastColumn="0" w:oddVBand="0" w:evenVBand="0" w:oddHBand="0" w:evenHBand="0" w:firstRowFirstColumn="0" w:firstRowLastColumn="0" w:lastRowFirstColumn="0" w:lastRowLastColumn="0"/>
-            <w:tcW w:w="1413" w:type="dxa"/>
+            <w:tcW w:w="832" w:type="pct"/>
           </w:tcPr>
           <w:p>
             <w:pPr>
@@ -563,19 +563,13 @@
               <w:rPr>
                 <w:lang w:val="es-ES"/>
               </w:rPr>
-              <w:t>ACT0</w:t>
-            </w:r>
-            <w:r>
-              <w:rPr>
-                <w:lang w:val="es-ES"/>
-              </w:rPr>
-              <w:t>2</w:t>
-            </w:r>
-          </w:p>
-        </w:tc>
-        <w:tc>
-          <w:tcPr>
-            <w:tcW w:w="2551" w:type="dxa"/>
+              <w:t>ACT02</w:t>
+            </w:r>
+          </w:p>
+        </w:tc>
+        <w:tc>
+          <w:tcPr>
+            <w:tcW w:w="1502" w:type="pct"/>
           </w:tcPr>
           <w:p>
             <w:pPr>
@@ -591,7 +585,7 @@
         </w:tc>
         <w:tc>
           <w:tcPr>
-            <w:tcW w:w="4530" w:type="dxa"/>
+            <w:tcW w:w="2667" w:type="pct"/>
           </w:tcPr>
           <w:p>
             <w:pPr>
@@ -611,7 +605,7 @@
         <w:tc>
           <w:tcPr>
             <w:cnfStyle w:val="001000000000" w:firstRow="0" w:lastRow="0" w:firstColumn="1" w:lastColumn="0" w:oddVBand="0" w:evenVBand="0" w:oddHBand="0" w:evenHBand="0" w:firstRowFirstColumn="0" w:firstRowLastColumn="0" w:lastRowFirstColumn="0" w:lastRowLastColumn="0"/>
-            <w:tcW w:w="1413" w:type="dxa"/>
+            <w:tcW w:w="832" w:type="pct"/>
           </w:tcPr>
           <w:p>
             <w:pPr>
@@ -624,19 +618,13 @@
               <w:rPr>
                 <w:lang w:val="es-ES"/>
               </w:rPr>
-              <w:t>ACT0</w:t>
-            </w:r>
-            <w:r>
-              <w:rPr>
-                <w:lang w:val="es-ES"/>
-              </w:rPr>
-              <w:t>3</w:t>
-            </w:r>
-          </w:p>
-        </w:tc>
-        <w:tc>
-          <w:tcPr>
-            <w:tcW w:w="2551" w:type="dxa"/>
+              <w:t>ACT03</w:t>
+            </w:r>
+          </w:p>
+        </w:tc>
+        <w:tc>
+          <w:tcPr>
+            <w:tcW w:w="1502" w:type="pct"/>
           </w:tcPr>
           <w:p>
             <w:pPr>
@@ -652,7 +640,7 @@
         </w:tc>
         <w:tc>
           <w:tcPr>
-            <w:tcW w:w="4530" w:type="dxa"/>
+            <w:tcW w:w="2667" w:type="pct"/>
           </w:tcPr>
           <w:p>
             <w:pPr>
@@ -666,8 +654,18 @@
         </w:tc>
       </w:tr>
     </w:tbl>
+    <w:p/>
     <w:p>
       <w:pPr>
+        <w:spacing w:before="0" w:after="160" w:line="259" w:lineRule="auto"/>
+        <w:jc w:val="left"/>
+      </w:pPr>
+      <w:r>
+        <w:br w:type="page"/>
+      </w:r>
+    </w:p>
+    <w:p>
+      <w:pPr>
         <w:pStyle w:val="Ttulo2"/>
         <w:rPr>
           <w:lang w:val="es-ES"/>
@@ -677,19 +675,20 @@
         <w:rPr>
           <w:lang w:val="es-ES"/>
         </w:rPr>
+        <w:lastRenderedPageBreak/>
         <w:t>Requerimientos funcionales</w:t>
       </w:r>
     </w:p>
     <w:tbl>
       <w:tblPr>
-        <w:tblStyle w:val="Tablaconcuadrcula4-nfasis5"/>
-        <w:tblW w:w="0" w:type="auto"/>
+        <w:tblStyle w:val="Tabladecuadrcula4-nfasis5"/>
+        <w:tblW w:w="5000" w:type="pct"/>
         <w:tblLook w:val="04A0" w:firstRow="1" w:lastRow="0" w:firstColumn="1" w:lastColumn="0" w:noHBand="0" w:noVBand="1"/>
       </w:tblPr>
       <w:tblGrid>
-        <w:gridCol w:w="1413"/>
-        <w:gridCol w:w="2551"/>
-        <w:gridCol w:w="4530"/>
+        <w:gridCol w:w="1271"/>
+        <w:gridCol w:w="2694"/>
+        <w:gridCol w:w="5663"/>
       </w:tblGrid>
       <w:tr>
         <w:trPr>
@@ -699,7 +698,7 @@
         <w:tc>
           <w:tcPr>
             <w:cnfStyle w:val="001000000000" w:firstRow="0" w:lastRow="0" w:firstColumn="1" w:lastColumn="0" w:oddVBand="0" w:evenVBand="0" w:oddHBand="0" w:evenHBand="0" w:firstRowFirstColumn="0" w:firstRowLastColumn="0" w:lastRowFirstColumn="0" w:lastRowLastColumn="0"/>
-            <w:tcW w:w="1413" w:type="dxa"/>
+            <w:tcW w:w="660" w:type="pct"/>
           </w:tcPr>
           <w:p>
             <w:pPr>
@@ -720,7 +719,7 @@
         </w:tc>
         <w:tc>
           <w:tcPr>
-            <w:tcW w:w="2551" w:type="dxa"/>
+            <w:tcW w:w="1399" w:type="pct"/>
           </w:tcPr>
           <w:p>
             <w:pPr>
@@ -742,7 +741,7 @@
         </w:tc>
         <w:tc>
           <w:tcPr>
-            <w:tcW w:w="4530" w:type="dxa"/>
+            <w:tcW w:w="2941" w:type="pct"/>
           </w:tcPr>
           <w:p>
             <w:pPr>
@@ -770,7 +769,7 @@
         <w:tc>
           <w:tcPr>
             <w:cnfStyle w:val="001000000000" w:firstRow="0" w:lastRow="0" w:firstColumn="1" w:lastColumn="0" w:oddVBand="0" w:evenVBand="0" w:oddHBand="0" w:evenHBand="0" w:firstRowFirstColumn="0" w:firstRowLastColumn="0" w:lastRowFirstColumn="0" w:lastRowLastColumn="0"/>
-            <w:tcW w:w="1413" w:type="dxa"/>
+            <w:tcW w:w="660" w:type="pct"/>
           </w:tcPr>
           <w:p>
             <w:pPr>
@@ -789,7 +788,7 @@
         </w:tc>
         <w:tc>
           <w:tcPr>
-            <w:tcW w:w="2551" w:type="dxa"/>
+            <w:tcW w:w="1399" w:type="pct"/>
           </w:tcPr>
           <w:p>
             <w:pPr>
@@ -813,7 +812,7 @@
         </w:tc>
         <w:tc>
           <w:tcPr>
-            <w:tcW w:w="4530" w:type="dxa"/>
+            <w:tcW w:w="2941" w:type="pct"/>
           </w:tcPr>
           <w:p>
             <w:pPr>
@@ -825,16 +824,45 @@
             </w:pPr>
             <w:r>
               <w:rPr>
-                <w:lang w:val="es-ES"/>
-              </w:rPr>
-              <w:t xml:space="preserve">Como secretario de procesos electorales, quiero poder registrar la plancha electoral </w:t>
-            </w:r>
-            <w:r>
-              <w:rPr>
-                <w:lang w:val="es-ES"/>
-              </w:rPr>
-              <w:lastRenderedPageBreak/>
-              <w:t>para que pueda participar en las elecciones.</w:t>
+                <w:b/>
+                <w:color w:val="ED7D31" w:themeColor="accent2"/>
+                <w:lang w:val="es-ES"/>
+              </w:rPr>
+              <w:t>Como</w:t>
+            </w:r>
+            <w:r>
+              <w:rPr>
+                <w:lang w:val="es-ES"/>
+              </w:rPr>
+              <w:t xml:space="preserve"> secretario de procesos electorales, </w:t>
+            </w:r>
+            <w:r>
+              <w:rPr>
+                <w:b/>
+                <w:color w:val="ED7D31" w:themeColor="accent2"/>
+                <w:lang w:val="es-ES"/>
+              </w:rPr>
+              <w:t>quiero</w:t>
+            </w:r>
+            <w:r>
+              <w:rPr>
+                <w:lang w:val="es-ES"/>
+              </w:rPr>
+              <w:t xml:space="preserve"> poder registrar la plancha electoral </w:t>
+            </w:r>
+            <w:r>
+              <w:rPr>
+                <w:b/>
+                <w:color w:val="ED7D31" w:themeColor="accent2"/>
+                <w:lang w:val="es-ES"/>
+              </w:rPr>
+              <w:t>para</w:t>
+            </w:r>
+            <w:r>
+              <w:rPr>
+                <w:lang w:val="es-ES"/>
+              </w:rPr>
+              <w:t xml:space="preserve"> que pueda participar en las elecciones.</w:t>
             </w:r>
           </w:p>
         </w:tc>
@@ -843,7 +871,7 @@
         <w:tc>
           <w:tcPr>
             <w:cnfStyle w:val="001000000000" w:firstRow="0" w:lastRow="0" w:firstColumn="1" w:lastColumn="0" w:oddVBand="0" w:evenVBand="0" w:oddHBand="0" w:evenHBand="0" w:firstRowFirstColumn="0" w:firstRowLastColumn="0" w:lastRowFirstColumn="0" w:lastRowLastColumn="0"/>
-            <w:tcW w:w="1413" w:type="dxa"/>
+            <w:tcW w:w="660" w:type="pct"/>
           </w:tcPr>
           <w:p>
             <w:pPr>
@@ -856,14 +884,13 @@
               <w:rPr>
                 <w:lang w:val="es-ES"/>
               </w:rPr>
-              <w:lastRenderedPageBreak/>
               <w:t>RF02</w:t>
             </w:r>
           </w:p>
         </w:tc>
         <w:tc>
           <w:tcPr>
-            <w:tcW w:w="2551" w:type="dxa"/>
+            <w:tcW w:w="1399" w:type="pct"/>
           </w:tcPr>
           <w:p>
             <w:pPr>
@@ -879,7 +906,7 @@
         </w:tc>
         <w:tc>
           <w:tcPr>
-            <w:tcW w:w="4530" w:type="dxa"/>
+            <w:tcW w:w="2941" w:type="pct"/>
           </w:tcPr>
           <w:p>
             <w:pPr>
@@ -899,7 +926,7 @@
         <w:tc>
           <w:tcPr>
             <w:cnfStyle w:val="001000000000" w:firstRow="0" w:lastRow="0" w:firstColumn="1" w:lastColumn="0" w:oddVBand="0" w:evenVBand="0" w:oddHBand="0" w:evenHBand="0" w:firstRowFirstColumn="0" w:firstRowLastColumn="0" w:lastRowFirstColumn="0" w:lastRowLastColumn="0"/>
-            <w:tcW w:w="1413" w:type="dxa"/>
+            <w:tcW w:w="660" w:type="pct"/>
           </w:tcPr>
           <w:p>
             <w:pPr>
@@ -918,7 +945,7 @@
         </w:tc>
         <w:tc>
           <w:tcPr>
-            <w:tcW w:w="2551" w:type="dxa"/>
+            <w:tcW w:w="1399" w:type="pct"/>
           </w:tcPr>
           <w:p>
             <w:pPr>
@@ -934,7 +961,7 @@
         </w:tc>
         <w:tc>
           <w:tcPr>
-            <w:tcW w:w="4530" w:type="dxa"/>
+            <w:tcW w:w="2941" w:type="pct"/>
           </w:tcPr>
           <w:p>
             <w:pPr>
@@ -964,14 +991,14 @@
     </w:p>
     <w:tbl>
       <w:tblPr>
-        <w:tblStyle w:val="Tablaconcuadrcula4-nfasis5"/>
-        <w:tblW w:w="0" w:type="auto"/>
+        <w:tblStyle w:val="Tabladecuadrcula4-nfasis5"/>
+        <w:tblW w:w="5000" w:type="pct"/>
         <w:tblLook w:val="04A0" w:firstRow="1" w:lastRow="0" w:firstColumn="1" w:lastColumn="0" w:noHBand="0" w:noVBand="1"/>
       </w:tblPr>
       <w:tblGrid>
-        <w:gridCol w:w="1413"/>
-        <w:gridCol w:w="2551"/>
-        <w:gridCol w:w="4530"/>
+        <w:gridCol w:w="1602"/>
+        <w:gridCol w:w="2892"/>
+        <w:gridCol w:w="5134"/>
       </w:tblGrid>
       <w:tr>
         <w:trPr>
@@ -981,7 +1008,7 @@
         <w:tc>
           <w:tcPr>
             <w:cnfStyle w:val="001000000000" w:firstRow="0" w:lastRow="0" w:firstColumn="1" w:lastColumn="0" w:oddVBand="0" w:evenVBand="0" w:oddHBand="0" w:evenHBand="0" w:firstRowFirstColumn="0" w:firstRowLastColumn="0" w:lastRowFirstColumn="0" w:lastRowLastColumn="0"/>
-            <w:tcW w:w="1413" w:type="dxa"/>
+            <w:tcW w:w="832" w:type="pct"/>
           </w:tcPr>
           <w:p>
             <w:pPr>
@@ -1002,7 +1029,7 @@
         </w:tc>
         <w:tc>
           <w:tcPr>
-            <w:tcW w:w="2551" w:type="dxa"/>
+            <w:tcW w:w="1502" w:type="pct"/>
           </w:tcPr>
           <w:p>
             <w:pPr>
@@ -1024,7 +1051,7 @@
         </w:tc>
         <w:tc>
           <w:tcPr>
-            <w:tcW w:w="4530" w:type="dxa"/>
+            <w:tcW w:w="2667" w:type="pct"/>
           </w:tcPr>
           <w:p>
             <w:pPr>
@@ -1052,7 +1079,7 @@
         <w:tc>
           <w:tcPr>
             <w:cnfStyle w:val="001000000000" w:firstRow="0" w:lastRow="0" w:firstColumn="1" w:lastColumn="0" w:oddVBand="0" w:evenVBand="0" w:oddHBand="0" w:evenHBand="0" w:firstRowFirstColumn="0" w:firstRowLastColumn="0" w:lastRowFirstColumn="0" w:lastRowLastColumn="0"/>
-            <w:tcW w:w="1413" w:type="dxa"/>
+            <w:tcW w:w="832" w:type="pct"/>
           </w:tcPr>
           <w:p>
             <w:pPr>
@@ -1065,25 +1092,13 @@
               <w:rPr>
                 <w:lang w:val="es-ES"/>
               </w:rPr>
-              <w:t>R</w:t>
-            </w:r>
-            <w:r>
-              <w:rPr>
-                <w:lang w:val="es-ES"/>
-              </w:rPr>
-              <w:t>N</w:t>
-            </w:r>
-            <w:r>
-              <w:rPr>
-                <w:lang w:val="es-ES"/>
-              </w:rPr>
-              <w:t>F01</w:t>
-            </w:r>
-          </w:p>
-        </w:tc>
-        <w:tc>
-          <w:tcPr>
-            <w:tcW w:w="2551" w:type="dxa"/>
+              <w:t>RNF01</w:t>
+            </w:r>
+          </w:p>
+        </w:tc>
+        <w:tc>
+          <w:tcPr>
+            <w:tcW w:w="1502" w:type="pct"/>
           </w:tcPr>
           <w:p>
             <w:pPr>
@@ -1107,7 +1122,7 @@
         </w:tc>
         <w:tc>
           <w:tcPr>
-            <w:tcW w:w="4530" w:type="dxa"/>
+            <w:tcW w:w="2667" w:type="pct"/>
           </w:tcPr>
           <w:p>
             <w:pPr>
@@ -1130,7 +1145,7 @@
         <w:tc>
           <w:tcPr>
             <w:cnfStyle w:val="001000000000" w:firstRow="0" w:lastRow="0" w:firstColumn="1" w:lastColumn="0" w:oddVBand="0" w:evenVBand="0" w:oddHBand="0" w:evenHBand="0" w:firstRowFirstColumn="0" w:firstRowLastColumn="0" w:lastRowFirstColumn="0" w:lastRowLastColumn="0"/>
-            <w:tcW w:w="1413" w:type="dxa"/>
+            <w:tcW w:w="832" w:type="pct"/>
           </w:tcPr>
           <w:p>
             <w:pPr>
@@ -1143,25 +1158,13 @@
               <w:rPr>
                 <w:lang w:val="es-ES"/>
               </w:rPr>
-              <w:t>R</w:t>
-            </w:r>
-            <w:r>
-              <w:rPr>
-                <w:lang w:val="es-ES"/>
-              </w:rPr>
-              <w:t>N</w:t>
-            </w:r>
-            <w:r>
-              <w:rPr>
-                <w:lang w:val="es-ES"/>
-              </w:rPr>
-              <w:t>F02</w:t>
-            </w:r>
-          </w:p>
-        </w:tc>
-        <w:tc>
-          <w:tcPr>
-            <w:tcW w:w="2551" w:type="dxa"/>
+              <w:t>RNF02</w:t>
+            </w:r>
+          </w:p>
+        </w:tc>
+        <w:tc>
+          <w:tcPr>
+            <w:tcW w:w="1502" w:type="pct"/>
           </w:tcPr>
           <w:p>
             <w:pPr>
@@ -1173,11 +1176,19 @@
                 <w:lang w:val="es-ES"/>
               </w:rPr>
             </w:pPr>
-          </w:p>
-        </w:tc>
-        <w:tc>
-          <w:tcPr>
-            <w:tcW w:w="4530" w:type="dxa"/>
+            <w:r>
+              <w:rPr>
+                <w:b/>
+                <w:bCs/>
+                <w:lang w:val="es-ES"/>
+              </w:rPr>
+              <w:t>Validación de usuario</w:t>
+            </w:r>
+          </w:p>
+        </w:tc>
+        <w:tc>
+          <w:tcPr>
+            <w:tcW w:w="2667" w:type="pct"/>
           </w:tcPr>
           <w:p>
             <w:pPr>
@@ -1187,6 +1198,12 @@
                 <w:lang w:val="es-ES"/>
               </w:rPr>
             </w:pPr>
+            <w:r>
+              <w:rPr>
+                <w:lang w:val="es-ES"/>
+              </w:rPr>
+              <w:t>El usuario del sistema de identificarse con su cuenta de usuario y contraseña, si falla 3 veces consecutivas, su cuenta se bloquea por 24 horas.</w:t>
+            </w:r>
           </w:p>
         </w:tc>
       </w:tr>
@@ -1197,7 +1214,7 @@
         <w:tc>
           <w:tcPr>
             <w:cnfStyle w:val="001000000000" w:firstRow="0" w:lastRow="0" w:firstColumn="1" w:lastColumn="0" w:oddVBand="0" w:evenVBand="0" w:oddHBand="0" w:evenHBand="0" w:firstRowFirstColumn="0" w:firstRowLastColumn="0" w:lastRowFirstColumn="0" w:lastRowLastColumn="0"/>
-            <w:tcW w:w="1413" w:type="dxa"/>
+            <w:tcW w:w="832" w:type="pct"/>
           </w:tcPr>
           <w:p>
             <w:pPr>
@@ -1210,25 +1227,13 @@
               <w:rPr>
                 <w:lang w:val="es-ES"/>
               </w:rPr>
-              <w:t>R</w:t>
-            </w:r>
-            <w:r>
-              <w:rPr>
-                <w:lang w:val="es-ES"/>
-              </w:rPr>
-              <w:t>N</w:t>
-            </w:r>
-            <w:r>
-              <w:rPr>
-                <w:lang w:val="es-ES"/>
-              </w:rPr>
-              <w:t>F03</w:t>
-            </w:r>
-          </w:p>
-        </w:tc>
-        <w:tc>
-          <w:tcPr>
-            <w:tcW w:w="2551" w:type="dxa"/>
+              <w:t>RNF03</w:t>
+            </w:r>
+          </w:p>
+        </w:tc>
+        <w:tc>
+          <w:tcPr>
+            <w:tcW w:w="1502" w:type="pct"/>
           </w:tcPr>
           <w:p>
             <w:pPr>
@@ -1244,7 +1249,7 @@
         </w:tc>
         <w:tc>
           <w:tcPr>
-            <w:tcW w:w="4530" w:type="dxa"/>
+            <w:tcW w:w="2667" w:type="pct"/>
           </w:tcPr>
           <w:p>
             <w:pPr>
@@ -1274,15 +1279,15 @@
     </w:p>
     <w:tbl>
       <w:tblPr>
-        <w:tblStyle w:val="Tablaconcuadrcula4-nfasis5"/>
-        <w:tblW w:w="0" w:type="auto"/>
+        <w:tblStyle w:val="Tabladecuadrcula4-nfasis5"/>
+        <w:tblW w:w="5000" w:type="pct"/>
         <w:tblLook w:val="04A0" w:firstRow="1" w:lastRow="0" w:firstColumn="1" w:lastColumn="0" w:noHBand="0" w:noVBand="1"/>
       </w:tblPr>
       <w:tblGrid>
-        <w:gridCol w:w="1283"/>
-        <w:gridCol w:w="1672"/>
+        <w:gridCol w:w="1282"/>
+        <w:gridCol w:w="1671"/>
         <w:gridCol w:w="1435"/>
-        <w:gridCol w:w="5238"/>
+        <w:gridCol w:w="5240"/>
       </w:tblGrid>
       <w:tr>
         <w:trPr>
@@ -1292,7 +1297,7 @@
         <w:tc>
           <w:tcPr>
             <w:cnfStyle w:val="001000000000" w:firstRow="0" w:lastRow="0" w:firstColumn="1" w:lastColumn="0" w:oddVBand="0" w:evenVBand="0" w:oddHBand="0" w:evenHBand="0" w:firstRowFirstColumn="0" w:firstRowLastColumn="0" w:lastRowFirstColumn="0" w:lastRowLastColumn="0"/>
-            <w:tcW w:w="1283" w:type="dxa"/>
+            <w:tcW w:w="666" w:type="pct"/>
           </w:tcPr>
           <w:p>
             <w:pPr>
@@ -1313,7 +1318,7 @@
         </w:tc>
         <w:tc>
           <w:tcPr>
-            <w:tcW w:w="1672" w:type="dxa"/>
+            <w:tcW w:w="868" w:type="pct"/>
           </w:tcPr>
           <w:p>
             <w:pPr>
@@ -1335,7 +1340,7 @@
         </w:tc>
         <w:tc>
           <w:tcPr>
-            <w:tcW w:w="1435" w:type="dxa"/>
+            <w:tcW w:w="745" w:type="pct"/>
           </w:tcPr>
           <w:p>
             <w:pPr>
@@ -1357,7 +1362,7 @@
         </w:tc>
         <w:tc>
           <w:tcPr>
-            <w:tcW w:w="5238" w:type="dxa"/>
+            <w:tcW w:w="2720" w:type="pct"/>
           </w:tcPr>
           <w:p>
             <w:pPr>
@@ -1385,7 +1390,7 @@
         <w:tc>
           <w:tcPr>
             <w:cnfStyle w:val="001000000000" w:firstRow="0" w:lastRow="0" w:firstColumn="1" w:lastColumn="0" w:oddVBand="0" w:evenVBand="0" w:oddHBand="0" w:evenHBand="0" w:firstRowFirstColumn="0" w:firstRowLastColumn="0" w:lastRowFirstColumn="0" w:lastRowLastColumn="0"/>
-            <w:tcW w:w="1283" w:type="dxa"/>
+            <w:tcW w:w="666" w:type="pct"/>
           </w:tcPr>
           <w:p>
             <w:pPr>
@@ -1404,7 +1409,7 @@
         </w:tc>
         <w:tc>
           <w:tcPr>
-            <w:tcW w:w="1672" w:type="dxa"/>
+            <w:tcW w:w="868" w:type="pct"/>
           </w:tcPr>
           <w:p>
             <w:pPr>
@@ -1428,7 +1433,7 @@
         </w:tc>
         <w:tc>
           <w:tcPr>
-            <w:tcW w:w="1435" w:type="dxa"/>
+            <w:tcW w:w="745" w:type="pct"/>
           </w:tcPr>
           <w:p>
             <w:pPr>
@@ -1452,7 +1457,7 @@
         </w:tc>
         <w:tc>
           <w:tcPr>
-            <w:tcW w:w="5238" w:type="dxa"/>
+            <w:tcW w:w="2720" w:type="pct"/>
           </w:tcPr>
           <w:p>
             <w:pPr>
@@ -1489,7 +1494,7 @@
         <w:tc>
           <w:tcPr>
             <w:cnfStyle w:val="001000000000" w:firstRow="0" w:lastRow="0" w:firstColumn="1" w:lastColumn="0" w:oddVBand="0" w:evenVBand="0" w:oddHBand="0" w:evenHBand="0" w:firstRowFirstColumn="0" w:firstRowLastColumn="0" w:lastRowFirstColumn="0" w:lastRowLastColumn="0"/>
-            <w:tcW w:w="1283" w:type="dxa"/>
+            <w:tcW w:w="666" w:type="pct"/>
           </w:tcPr>
           <w:p>
             <w:pPr>
@@ -1508,7 +1513,7 @@
         </w:tc>
         <w:tc>
           <w:tcPr>
-            <w:tcW w:w="1672" w:type="dxa"/>
+            <w:tcW w:w="868" w:type="pct"/>
           </w:tcPr>
           <w:p>
             <w:pPr>
@@ -1532,7 +1537,7 @@
         </w:tc>
         <w:tc>
           <w:tcPr>
-            <w:tcW w:w="1435" w:type="dxa"/>
+            <w:tcW w:w="745" w:type="pct"/>
           </w:tcPr>
           <w:p>
             <w:pPr>
@@ -1556,7 +1561,7 @@
         </w:tc>
         <w:tc>
           <w:tcPr>
-            <w:tcW w:w="5238" w:type="dxa"/>
+            <w:tcW w:w="2720" w:type="pct"/>
           </w:tcPr>
           <w:p>
             <w:pPr>
@@ -1570,7 +1575,13 @@
               <w:rPr>
                 <w:lang w:val="es-ES"/>
               </w:rPr>
-              <w:t>Permite al secretario ingresar los datos de cada uno de los candidatos.</w:t>
+              <w:t>Permite al secretario ingresar los dato</w:t>
+            </w:r>
+            <w:r>
+              <w:rPr>
+                <w:lang w:val="es-ES"/>
+              </w:rPr>
+              <w:t>s de cada uno de los candidatos, uno por uno.</w:t>
             </w:r>
           </w:p>
         </w:tc>
@@ -1582,7 +1593,7 @@
         <w:tc>
           <w:tcPr>
             <w:cnfStyle w:val="001000000000" w:firstRow="0" w:lastRow="0" w:firstColumn="1" w:lastColumn="0" w:oddVBand="0" w:evenVBand="0" w:oddHBand="0" w:evenHBand="0" w:firstRowFirstColumn="0" w:firstRowLastColumn="0" w:lastRowFirstColumn="0" w:lastRowLastColumn="0"/>
-            <w:tcW w:w="1283" w:type="dxa"/>
+            <w:tcW w:w="666" w:type="pct"/>
           </w:tcPr>
           <w:p>
             <w:pPr>
@@ -1601,7 +1612,7 @@
         </w:tc>
         <w:tc>
           <w:tcPr>
-            <w:tcW w:w="1672" w:type="dxa"/>
+            <w:tcW w:w="868" w:type="pct"/>
           </w:tcPr>
           <w:p>
             <w:pPr>
@@ -1617,7 +1628,7 @@
         </w:tc>
         <w:tc>
           <w:tcPr>
-            <w:tcW w:w="1435" w:type="dxa"/>
+            <w:tcW w:w="745" w:type="pct"/>
           </w:tcPr>
           <w:p>
             <w:pPr>
@@ -1633,7 +1644,7 @@
         </w:tc>
         <w:tc>
           <w:tcPr>
-            <w:tcW w:w="5238" w:type="dxa"/>
+            <w:tcW w:w="2720" w:type="pct"/>
           </w:tcPr>
           <w:p>
             <w:pPr>
@@ -1650,7 +1661,7 @@
         <w:tc>
           <w:tcPr>
             <w:cnfStyle w:val="001000000000" w:firstRow="0" w:lastRow="0" w:firstColumn="1" w:lastColumn="0" w:oddVBand="0" w:evenVBand="0" w:oddHBand="0" w:evenHBand="0" w:firstRowFirstColumn="0" w:firstRowLastColumn="0" w:lastRowFirstColumn="0" w:lastRowLastColumn="0"/>
-            <w:tcW w:w="1283" w:type="dxa"/>
+            <w:tcW w:w="666" w:type="pct"/>
           </w:tcPr>
           <w:p>
             <w:pPr>
@@ -1669,7 +1680,7 @@
         </w:tc>
         <w:tc>
           <w:tcPr>
-            <w:tcW w:w="1672" w:type="dxa"/>
+            <w:tcW w:w="868" w:type="pct"/>
           </w:tcPr>
           <w:p>
             <w:pPr>
@@ -1685,7 +1696,7 @@
         </w:tc>
         <w:tc>
           <w:tcPr>
-            <w:tcW w:w="1435" w:type="dxa"/>
+            <w:tcW w:w="745" w:type="pct"/>
           </w:tcPr>
           <w:p>
             <w:pPr>
@@ -1701,7 +1712,7 @@
         </w:tc>
         <w:tc>
           <w:tcPr>
-            <w:tcW w:w="5238" w:type="dxa"/>
+            <w:tcW w:w="2720" w:type="pct"/>
           </w:tcPr>
           <w:p>
             <w:pPr>
@@ -1740,7 +1751,7 @@
       <w:r>
         <w:rPr>
           <w:noProof/>
-          <w:lang w:val="es-ES"/>
+          <w:lang w:val="en-US" w:eastAsia="en-US"/>
         </w:rPr>
         <w:drawing>
           <wp:inline distT="0" distB="0" distL="0" distR="0" wp14:anchorId="1E70B166" wp14:editId="6923AD9F">
@@ -1794,6 +1805,20 @@
     </w:p>
     <w:p>
       <w:pPr>
+        <w:pStyle w:val="Citadestacada"/>
+        <w:rPr>
+          <w:rStyle w:val="nfasisintenso"/>
+        </w:rPr>
+      </w:pPr>
+      <w:r>
+        <w:rPr>
+          <w:rStyle w:val="nfasisintenso"/>
+        </w:rPr>
+        <w:t>El caso de uso “Datos del candidato” es incorrecto por que no representa una acción.</w:t>
+      </w:r>
+    </w:p>
+    <w:p>
+      <w:pPr>
         <w:spacing w:before="0" w:after="160" w:line="259" w:lineRule="auto"/>
         <w:jc w:val="left"/>
         <w:rPr>
@@ -1850,7 +1875,52 @@
     </w:p>
     <w:p>
       <w:r>
-        <w:t>Como secretario de procesos electorales, quiero poder registrar la plancha electoral para que pueda participar en las elecciones.</w:t>
+        <w:rPr>
+          <w:b/>
+          <w:color w:val="ED7D31" w:themeColor="accent2"/>
+        </w:rPr>
+        <w:t>Como</w:t>
+      </w:r>
+      <w:r>
+        <w:rPr>
+          <w:color w:val="ED7D31" w:themeColor="accent2"/>
+        </w:rPr>
+        <w:t xml:space="preserve"> </w:t>
+      </w:r>
+      <w:r>
+        <w:t xml:space="preserve">secretario de procesos electorales, </w:t>
+      </w:r>
+      <w:r>
+        <w:rPr>
+          <w:b/>
+          <w:color w:val="ED7D31" w:themeColor="accent2"/>
+        </w:rPr>
+        <w:t>quiero</w:t>
+      </w:r>
+      <w:r>
+        <w:rPr>
+          <w:color w:val="ED7D31" w:themeColor="accent2"/>
+        </w:rPr>
+        <w:t xml:space="preserve"> </w:t>
+      </w:r>
+      <w:r>
+        <w:t xml:space="preserve">poder registrar la plancha electoral </w:t>
+      </w:r>
+      <w:r>
+        <w:rPr>
+          <w:b/>
+          <w:color w:val="ED7D31" w:themeColor="accent2"/>
+        </w:rPr>
+        <w:t>para</w:t>
+      </w:r>
+      <w:r>
+        <w:rPr>
+          <w:color w:val="ED7D31" w:themeColor="accent2"/>
+        </w:rPr>
+        <w:t xml:space="preserve"> </w:t>
+      </w:r>
+      <w:r>
+        <w:t>que pueda participar en las elecciones.</w:t>
       </w:r>
     </w:p>
     <w:p>
@@ -1883,6 +1953,58 @@
     </w:p>
     <w:p>
       <w:pPr>
+        <w:pStyle w:val="Prrafodelista"/>
+        <w:numPr>
+          <w:ilvl w:val="0"/>
+          <w:numId w:val="3"/>
+        </w:numPr>
+        <w:rPr>
+          <w:b/>
+          <w:bCs/>
+        </w:rPr>
+      </w:pPr>
+      <w:r>
+        <w:rPr>
+          <w:b/>
+          <w:bCs/>
+        </w:rPr>
+        <w:t>Inconsistente:</w:t>
+      </w:r>
+      <w:r>
+        <w:rPr>
+          <w:bCs/>
+        </w:rPr>
+        <w:t xml:space="preserve"> Cuando tiene datos inconsistentes.</w:t>
+      </w:r>
+    </w:p>
+    <w:p>
+      <w:pPr>
+        <w:pStyle w:val="Prrafodelista"/>
+        <w:numPr>
+          <w:ilvl w:val="0"/>
+          <w:numId w:val="3"/>
+        </w:numPr>
+        <w:rPr>
+          <w:b/>
+          <w:bCs/>
+        </w:rPr>
+      </w:pPr>
+      <w:r>
+        <w:rPr>
+          <w:b/>
+          <w:bCs/>
+        </w:rPr>
+        <w:t>Conforme:</w:t>
+      </w:r>
+      <w:r>
+        <w:rPr>
+          <w:bCs/>
+        </w:rPr>
+        <w:t xml:space="preserve"> Cuando los datos están correctos.</w:t>
+      </w:r>
+    </w:p>
+    <w:p>
+      <w:pPr>
         <w:pStyle w:val="Ttulo2"/>
         <w:rPr>
           <w:lang w:val="es-ES"/>
@@ -1958,19 +2080,7 @@
         <w:rPr>
           <w:lang w:val="es-ES"/>
         </w:rPr>
-        <w:t xml:space="preserve">debe ser de </w:t>
-      </w:r>
-      <w:r>
-        <w:rPr>
-          <w:lang w:val="es-ES"/>
-        </w:rPr>
-        <w:t>género</w:t>
-      </w:r>
-      <w:r>
-        <w:rPr>
-          <w:lang w:val="es-ES"/>
-        </w:rPr>
-        <w:t xml:space="preserve"> femenino.</w:t>
+        <w:t>debe ser de género femenino.</w:t>
       </w:r>
     </w:p>
     <w:p>
@@ -2047,7 +2157,7 @@
       <w:r>
         <w:rPr>
           <w:noProof/>
-          <w:lang w:val="es-ES"/>
+          <w:lang w:val="en-US" w:eastAsia="en-US"/>
           <w14:ligatures w14:val="standardContextual"/>
         </w:rPr>
         <w:drawing>
@@ -2118,7 +2228,7 @@
       <w:r>
         <w:rPr>
           <w:noProof/>
-          <w:lang w:val="es-ES"/>
+          <w:lang w:val="en-US" w:eastAsia="en-US"/>
           <w14:ligatures w14:val="standardContextual"/>
         </w:rPr>
         <w:drawing>
@@ -2179,6 +2289,7 @@
       <w:r>
         <w:rPr>
           <w:noProof/>
+          <w:lang w:val="en-US" w:eastAsia="en-US"/>
         </w:rPr>
         <w:drawing>
           <wp:inline distT="0" distB="0" distL="0" distR="0" wp14:anchorId="68411EA7" wp14:editId="58949BD9">
@@ -2469,13 +2580,7 @@
               <w:pStyle w:val="NormalTabla"/>
             </w:pPr>
             <w:r>
-              <w:t>R</w:t>
-            </w:r>
-            <w:r>
-              <w:t>F</w:t>
-            </w:r>
-            <w:r>
-              <w:t>01</w:t>
+              <w:t>RF01</w:t>
             </w:r>
           </w:p>
         </w:tc>
@@ -2523,10 +2628,7 @@
               <w:pStyle w:val="NormalTabla"/>
             </w:pPr>
             <w:r>
-              <w:t xml:space="preserve">CU02 – </w:t>
-            </w:r>
-            <w:r>
-              <w:t>Datos del candidato</w:t>
+              <w:t>CU02 – Datos del candidato</w:t>
             </w:r>
           </w:p>
         </w:tc>
@@ -2571,13 +2673,7 @@
               </w:numPr>
             </w:pPr>
             <w:r>
-              <w:t xml:space="preserve">El actor debe tener el rol de </w:t>
-            </w:r>
-            <w:r>
-              <w:t>secretario</w:t>
-            </w:r>
-            <w:r>
-              <w:t>.</w:t>
+              <w:t>El actor debe tener el rol de secretario.</w:t>
             </w:r>
           </w:p>
           <w:p>
@@ -3073,10 +3169,7 @@
               <w:pStyle w:val="NormalTabla"/>
             </w:pPr>
             <w:r>
-              <w:t>El sistema</w:t>
-            </w:r>
-            <w:r>
-              <w:t xml:space="preserve"> emitirá una ficha de registro de plancha, con la fecha y hora de registro.</w:t>
+              <w:t>El sistema emitirá una ficha de registro de plancha, con la fecha y hora de registro.</w:t>
             </w:r>
           </w:p>
         </w:tc>
@@ -3379,11 +3472,11 @@
             <w:r>
               <w:t xml:space="preserve">Es importante indicar a la persona que </w:t>
             </w:r>
-            <w:proofErr w:type="spellStart"/>
-            <w:r>
-              <w:t>esta</w:t>
-            </w:r>
-            <w:proofErr w:type="spellEnd"/>
+            <w:r>
+              <w:t>está</w:t>
+            </w:r>
+            <w:bookmarkStart w:id="0" w:name="_GoBack"/>
+            <w:bookmarkEnd w:id="0"/>
             <w:r>
               <w:t xml:space="preserve"> realizando el registro que la plancha aún no está habilitada, debe pasar los procesos de evaluación según la normativa vigente.</w:t>
             </w:r>
@@ -3409,7 +3502,7 @@
 </file>
 
 <file path=word/numbering.xml><?xml version="1.0" encoding="utf-8"?>
-<w:numbering xmlns:wpc="http://schemas.microsoft.com/office/word/2010/wordprocessingCanvas" xmlns:cx="http://schemas.microsoft.com/office/drawing/2014/chartex" xmlns:cx1="http://schemas.microsoft.com/office/drawing/2015/9/8/chartex" xmlns:cx2="http://schemas.microsoft.com/office/drawing/2015/10/21/chartex" xmlns:cx3="http://schemas.microsoft.com/office/drawing/2016/5/9/chartex" xmlns:cx4="http://schemas.microsoft.com/office/drawing/2016/5/10/chartex" xmlns:cx5="http://schemas.microsoft.com/office/drawing/2016/5/11/chartex" xmlns:cx6="http://schemas.microsoft.com/office/drawing/2016/5/12/chartex" xmlns:cx7="http://schemas.microsoft.com/office/drawing/2016/5/13/chartex" xmlns:cx8="http://schemas.microsoft.com/office/drawing/2016/5/14/chartex" xmlns:mc="http://schemas.openxmlformats.org/markup-compatibility/2006" xmlns:aink="http://schemas.microsoft.com/office/drawing/2016/ink" xmlns:am3d="http://schemas.microsoft.com/office/drawing/2017/model3d" xmlns:o="urn:schemas-microsoft-com:office:office" xmlns:oel="http://schemas.microsoft.com/office/2019/extlst" xmlns:r="http://schemas.openxmlformats.org/officeDocument/2006/relationships" xmlns:m="http://schemas.openxmlformats.org/officeDocument/2006/math" xmlns:v="urn:schemas-microsoft-com:vml" xmlns:wp14="http://schemas.microsoft.com/office/word/2010/wordprocessingDrawing" xmlns:wp="http://schemas.openxmlformats.org/drawingml/2006/wordprocessingDrawing" xmlns:w10="urn:schemas-microsoft-com:office:word" xmlns:w="http://schemas.openxmlformats.org/wordprocessingml/2006/main" xmlns:w14="http://schemas.microsoft.com/office/word/2010/wordml" xmlns:w15="http://schemas.microsoft.com/office/word/2012/wordml" xmlns:w16cex="http://schemas.microsoft.com/office/word/2018/wordml/cex" xmlns:w16cid="http://schemas.microsoft.com/office/word/2016/wordml/cid" xmlns:w16="http://schemas.microsoft.com/office/word/2018/wordml" xmlns:w16du="http://schemas.microsoft.com/office/word/2023/wordml/word16du" xmlns:w16sdtdh="http://schemas.microsoft.com/office/word/2020/wordml/sdtdatahash" xmlns:w16sdtfl="http://schemas.microsoft.com/office/word/2024/wordml/sdtformatlock" xmlns:w16se="http://schemas.microsoft.com/office/word/2015/wordml/symex" xmlns:wpg="http://schemas.microsoft.com/office/word/2010/wordprocessingGroup" xmlns:wpi="http://schemas.microsoft.com/office/word/2010/wordprocessingInk" xmlns:wne="http://schemas.microsoft.com/office/word/2006/wordml" xmlns:wps="http://schemas.microsoft.com/office/word/2010/wordprocessingShape" mc:Ignorable="w14 w15 w16se w16cid w16 w16cex w16sdtdh w16sdtfl w16du wp14">
+<w:numbering xmlns:wpc="http://schemas.microsoft.com/office/word/2010/wordprocessingCanvas" xmlns:cx="http://schemas.microsoft.com/office/drawing/2014/chartex" xmlns:cx1="http://schemas.microsoft.com/office/drawing/2015/9/8/chartex" xmlns:mc="http://schemas.openxmlformats.org/markup-compatibility/2006" xmlns:o="urn:schemas-microsoft-com:office:office" xmlns:r="http://schemas.openxmlformats.org/officeDocument/2006/relationships" xmlns:m="http://schemas.openxmlformats.org/officeDocument/2006/math" xmlns:v="urn:schemas-microsoft-com:vml" xmlns:wp14="http://schemas.microsoft.com/office/word/2010/wordprocessingDrawing" xmlns:wp="http://schemas.openxmlformats.org/drawingml/2006/wordprocessingDrawing" xmlns:w10="urn:schemas-microsoft-com:office:word" xmlns:w="http://schemas.openxmlformats.org/wordprocessingml/2006/main" xmlns:w14="http://schemas.microsoft.com/office/word/2010/wordml" xmlns:w15="http://schemas.microsoft.com/office/word/2012/wordml" xmlns:w16se="http://schemas.microsoft.com/office/word/2015/wordml/symex" xmlns:wpg="http://schemas.microsoft.com/office/word/2010/wordprocessingGroup" xmlns:wpi="http://schemas.microsoft.com/office/word/2010/wordprocessingInk" xmlns:wne="http://schemas.microsoft.com/office/word/2006/wordml" xmlns:wps="http://schemas.microsoft.com/office/word/2010/wordprocessingShape" mc:Ignorable="w14 w15 w16se wp14">
   <w:abstractNum w:abstractNumId="0" w15:restartNumberingAfterBreak="0">
     <w:nsid w:val="00BC66A2"/>
     <w:multiLevelType w:val="hybridMultilevel"/>
@@ -3811,23 +3904,23 @@
       </w:rPr>
     </w:lvl>
   </w:abstractNum>
-  <w:num w:numId="1" w16cid:durableId="1047993717">
+  <w:num w:numId="1">
     <w:abstractNumId w:val="2"/>
   </w:num>
-  <w:num w:numId="2" w16cid:durableId="1965382153">
+  <w:num w:numId="2">
     <w:abstractNumId w:val="1"/>
   </w:num>
-  <w:num w:numId="3" w16cid:durableId="1184828912">
+  <w:num w:numId="3">
     <w:abstractNumId w:val="3"/>
   </w:num>
-  <w:num w:numId="4" w16cid:durableId="1077559906">
+  <w:num w:numId="4">
     <w:abstractNumId w:val="0"/>
   </w:num>
 </w:numbering>
 </file>
 
 <file path=word/styles.xml><?xml version="1.0" encoding="utf-8"?>
-<w:styles xmlns:mc="http://schemas.openxmlformats.org/markup-compatibility/2006" xmlns:r="http://schemas.openxmlformats.org/officeDocument/2006/relationships" xmlns:w="http://schemas.openxmlformats.org/wordprocessingml/2006/main" xmlns:w14="http://schemas.microsoft.com/office/word/2010/wordml" xmlns:w15="http://schemas.microsoft.com/office/word/2012/wordml" xmlns:w16cex="http://schemas.microsoft.com/office/word/2018/wordml/cex" xmlns:w16cid="http://schemas.microsoft.com/office/word/2016/wordml/cid" xmlns:w16="http://schemas.microsoft.com/office/word/2018/wordml" xmlns:w16du="http://schemas.microsoft.com/office/word/2023/wordml/word16du" xmlns:w16sdtdh="http://schemas.microsoft.com/office/word/2020/wordml/sdtdatahash" xmlns:w16sdtfl="http://schemas.microsoft.com/office/word/2024/wordml/sdtformatlock" xmlns:w16se="http://schemas.microsoft.com/office/word/2015/wordml/symex" mc:Ignorable="w14 w15 w16se w16cid w16 w16cex w16sdtdh w16sdtfl w16du">
+<w:styles xmlns:mc="http://schemas.openxmlformats.org/markup-compatibility/2006" xmlns:r="http://schemas.openxmlformats.org/officeDocument/2006/relationships" xmlns:w="http://schemas.openxmlformats.org/wordprocessingml/2006/main" xmlns:w14="http://schemas.microsoft.com/office/word/2010/wordml" xmlns:w15="http://schemas.microsoft.com/office/word/2012/wordml" xmlns:w16se="http://schemas.microsoft.com/office/word/2015/wordml/symex" mc:Ignorable="w14 w15 w16se">
   <w:docDefaults>
     <w:rPrDefault>
       <w:rPr>
@@ -3845,7 +3938,7 @@
       </w:pPr>
     </w:pPrDefault>
   </w:docDefaults>
-  <w:latentStyles w:defLockedState="0" w:defUIPriority="99" w:defSemiHidden="0" w:defUnhideWhenUsed="0" w:defQFormat="0" w:count="376">
+  <w:latentStyles w:defLockedState="0" w:defUIPriority="99" w:defSemiHidden="0" w:defUnhideWhenUsed="0" w:defQFormat="0" w:count="371">
     <w:lsdException w:name="Normal" w:uiPriority="0" w:qFormat="1"/>
     <w:lsdException w:name="heading 1" w:uiPriority="9" w:qFormat="1"/>
     <w:lsdException w:name="heading 2" w:semiHidden="1" w:uiPriority="9" w:unhideWhenUsed="1" w:qFormat="1"/>
@@ -4217,11 +4310,6 @@
     <w:lsdException w:name="List Table 5 Dark Accent 6" w:uiPriority="50"/>
     <w:lsdException w:name="List Table 6 Colorful Accent 6" w:uiPriority="51"/>
     <w:lsdException w:name="List Table 7 Colorful Accent 6" w:uiPriority="52"/>
-    <w:lsdException w:name="Mention" w:semiHidden="1" w:unhideWhenUsed="1"/>
-    <w:lsdException w:name="Smart Hyperlink" w:semiHidden="1" w:unhideWhenUsed="1"/>
-    <w:lsdException w:name="Hashtag" w:semiHidden="1" w:unhideWhenUsed="1"/>
-    <w:lsdException w:name="Unresolved Mention" w:semiHidden="1" w:unhideWhenUsed="1"/>
-    <w:lsdException w:name="Smart Link" w:semiHidden="1" w:unhideWhenUsed="1"/>
   </w:latentStyles>
   <w:style w:type="paragraph" w:default="1" w:styleId="Normal">
     <w:name w:val="Normal"/>
@@ -4993,7 +5081,7 @@
       </w:tblBorders>
     </w:tblPr>
   </w:style>
-  <w:style w:type="table" w:styleId="Tablaconcuadrcula4-nfasis5">
+  <w:style w:type="table" w:styleId="Tabladecuadrcula4-nfasis5">
     <w:name w:val="Grid Table 4 Accent 5"/>
     <w:basedOn w:val="Tablanormal"/>
     <w:uiPriority w:val="49"/>
